--- a/informe.docx
+++ b/informe.docx
@@ -9,7 +9,7 @@
         <w:jc w:val="center"/>
       </w:pPr>
       <w:r>
-        <w:t>Informe: Diseño del Esquema Documental para Parranderos</w:t>
+        <w:t>Informe: Esquema Documental para Parranderos</w:t>
       </w:r>
     </w:p>
     <w:p>
@@ -249,7 +249,6 @@
           <w:b/>
           <w:bCs/>
         </w:rPr>
-        <w:lastRenderedPageBreak/>
         <w:t>Estrategia</w:t>
       </w:r>
       <w:r>
@@ -280,6 +279,7 @@
           <w:b/>
           <w:bCs/>
         </w:rPr>
+        <w:lastRenderedPageBreak/>
         <w:t>Objetos Embebidos</w:t>
       </w:r>
       <w:r>
@@ -789,7 +789,23 @@
           <w:b/>
           <w:bCs/>
         </w:rPr>
-        <w:t>GET `/bares/{bar_id}/comentarios`</w:t>
+        <w:t>GET `/bares/{bar_</w:t>
+      </w:r>
+      <w:proofErr w:type="gramStart"/>
+      <w:r>
+        <w:rPr>
+          <w:b/>
+          <w:bCs/>
+        </w:rPr>
+        <w:t>id}/</w:t>
+      </w:r>
+      <w:proofErr w:type="gramEnd"/>
+      <w:r>
+        <w:rPr>
+          <w:b/>
+          <w:bCs/>
+        </w:rPr>
+        <w:t>comentarios`</w:t>
       </w:r>
     </w:p>
     <w:p>
@@ -804,12 +820,21 @@
       <w:r>
         <w:t xml:space="preserve">Realiza una consulta </w:t>
       </w:r>
-      <w:r>
-        <w:rPr>
-          <w:rFonts w:ascii="Courier New" w:eastAsia="Courier New" w:hAnsi="Courier New" w:cs="Courier New"/>
-          <w:shd w:val="clear" w:color="auto" w:fill="F1F5F9"/>
-        </w:rPr>
-        <w:t>find({"bar_id": bar_id})</w:t>
+      <w:proofErr w:type="gramStart"/>
+      <w:r>
+        <w:rPr>
+          <w:rFonts w:ascii="Courier New" w:eastAsia="Courier New" w:hAnsi="Courier New" w:cs="Courier New"/>
+          <w:shd w:val="clear" w:color="auto" w:fill="F1F5F9"/>
+        </w:rPr>
+        <w:t>find(</w:t>
+      </w:r>
+      <w:proofErr w:type="gramEnd"/>
+      <w:r>
+        <w:rPr>
+          <w:rFonts w:ascii="Courier New" w:eastAsia="Courier New" w:hAnsi="Courier New" w:cs="Courier New"/>
+          <w:shd w:val="clear" w:color="auto" w:fill="F1F5F9"/>
+        </w:rPr>
+        <w:t>{"bar_id": bar_id})</w:t>
       </w:r>
       <w:r>
         <w:t xml:space="preserve"> sobre la colección </w:t>
@@ -881,7 +906,23 @@
           <w:b/>
           <w:bCs/>
         </w:rPr>
-        <w:t>POST `/bares/{bar_id}/comentarios`</w:t>
+        <w:t>POST `/bares/{bar_</w:t>
+      </w:r>
+      <w:proofErr w:type="gramStart"/>
+      <w:r>
+        <w:rPr>
+          <w:b/>
+          <w:bCs/>
+        </w:rPr>
+        <w:t>id}/</w:t>
+      </w:r>
+      <w:proofErr w:type="gramEnd"/>
+      <w:r>
+        <w:rPr>
+          <w:b/>
+          <w:bCs/>
+        </w:rPr>
+        <w:t>comentarios`</w:t>
       </w:r>
     </w:p>
     <w:p>
@@ -911,7 +952,23 @@
           <w:rFonts w:ascii="Courier New" w:eastAsia="Courier New" w:hAnsi="Courier New" w:cs="Courier New"/>
           <w:shd w:val="clear" w:color="auto" w:fill="F1F5F9"/>
         </w:rPr>
-        <w:t>datetime.now().isoformat()</w:t>
+        <w:t>datetime.now(</w:t>
+      </w:r>
+      <w:proofErr w:type="gramStart"/>
+      <w:r>
+        <w:rPr>
+          <w:rFonts w:ascii="Courier New" w:eastAsia="Courier New" w:hAnsi="Courier New" w:cs="Courier New"/>
+          <w:shd w:val="clear" w:color="auto" w:fill="F1F5F9"/>
+        </w:rPr>
+        <w:t>).isoformat</w:t>
+      </w:r>
+      <w:proofErr w:type="gramEnd"/>
+      <w:r>
+        <w:rPr>
+          <w:rFonts w:ascii="Courier New" w:eastAsia="Courier New" w:hAnsi="Courier New" w:cs="Courier New"/>
+          <w:shd w:val="clear" w:color="auto" w:fill="F1F5F9"/>
+        </w:rPr>
+        <w:t>()</w:t>
       </w:r>
       <w:r>
         <w:t>.</w:t>
@@ -970,7 +1027,43 @@
           <w:bCs/>
           <w:lang w:val="en-US"/>
         </w:rPr>
-        <w:t>GET `/bares/{bar_id}/eventos`</w:t>
+        <w:t>GET `/</w:t>
+      </w:r>
+      <w:proofErr w:type="gramStart"/>
+      <w:r>
+        <w:rPr>
+          <w:b/>
+          <w:bCs/>
+          <w:lang w:val="en-US"/>
+        </w:rPr>
+        <w:t>bares/{</w:t>
+      </w:r>
+      <w:proofErr w:type="gramEnd"/>
+      <w:r>
+        <w:rPr>
+          <w:b/>
+          <w:bCs/>
+          <w:lang w:val="en-US"/>
+        </w:rPr>
+        <w:t>bar_</w:t>
+      </w:r>
+      <w:proofErr w:type="gramStart"/>
+      <w:r>
+        <w:rPr>
+          <w:b/>
+          <w:bCs/>
+          <w:lang w:val="en-US"/>
+        </w:rPr>
+        <w:t>id}/</w:t>
+      </w:r>
+      <w:proofErr w:type="gramEnd"/>
+      <w:r>
+        <w:rPr>
+          <w:b/>
+          <w:bCs/>
+          <w:lang w:val="en-US"/>
+        </w:rPr>
+        <w:t>eventos`</w:t>
       </w:r>
     </w:p>
     <w:p>
@@ -985,12 +1078,21 @@
       <w:r>
         <w:t xml:space="preserve">Realiza una consulta </w:t>
       </w:r>
-      <w:r>
-        <w:rPr>
-          <w:rFonts w:ascii="Courier New" w:eastAsia="Courier New" w:hAnsi="Courier New" w:cs="Courier New"/>
-          <w:shd w:val="clear" w:color="auto" w:fill="F1F5F9"/>
-        </w:rPr>
-        <w:t>find({"bar_id": bar_id})</w:t>
+      <w:proofErr w:type="gramStart"/>
+      <w:r>
+        <w:rPr>
+          <w:rFonts w:ascii="Courier New" w:eastAsia="Courier New" w:hAnsi="Courier New" w:cs="Courier New"/>
+          <w:shd w:val="clear" w:color="auto" w:fill="F1F5F9"/>
+        </w:rPr>
+        <w:t>find(</w:t>
+      </w:r>
+      <w:proofErr w:type="gramEnd"/>
+      <w:r>
+        <w:rPr>
+          <w:rFonts w:ascii="Courier New" w:eastAsia="Courier New" w:hAnsi="Courier New" w:cs="Courier New"/>
+          <w:shd w:val="clear" w:color="auto" w:fill="F1F5F9"/>
+        </w:rPr>
+        <w:t>{"bar_id": bar_id})</w:t>
       </w:r>
       <w:r>
         <w:t xml:space="preserve"> sobre la colección </w:t>
@@ -1069,7 +1171,43 @@
           <w:bCs/>
           <w:lang w:val="en-US"/>
         </w:rPr>
-        <w:t>POST `/bares/{bar_id}/eventos`</w:t>
+        <w:t>POST `/</w:t>
+      </w:r>
+      <w:proofErr w:type="gramStart"/>
+      <w:r>
+        <w:rPr>
+          <w:b/>
+          <w:bCs/>
+          <w:lang w:val="en-US"/>
+        </w:rPr>
+        <w:t>bares/{</w:t>
+      </w:r>
+      <w:proofErr w:type="gramEnd"/>
+      <w:r>
+        <w:rPr>
+          <w:b/>
+          <w:bCs/>
+          <w:lang w:val="en-US"/>
+        </w:rPr>
+        <w:t>bar_</w:t>
+      </w:r>
+      <w:proofErr w:type="gramStart"/>
+      <w:r>
+        <w:rPr>
+          <w:b/>
+          <w:bCs/>
+          <w:lang w:val="en-US"/>
+        </w:rPr>
+        <w:t>id}/</w:t>
+      </w:r>
+      <w:proofErr w:type="gramEnd"/>
+      <w:r>
+        <w:rPr>
+          <w:b/>
+          <w:bCs/>
+          <w:lang w:val="en-US"/>
+        </w:rPr>
+        <w:t>eventos`</w:t>
       </w:r>
     </w:p>
     <w:p>
@@ -1109,7 +1247,23 @@
           <w:rFonts w:ascii="Courier New" w:eastAsia="Courier New" w:hAnsi="Courier New" w:cs="Courier New"/>
           <w:shd w:val="clear" w:color="auto" w:fill="F1F5F9"/>
         </w:rPr>
-        <w:t>datetime.now().isoformat()</w:t>
+        <w:t>datetime.now(</w:t>
+      </w:r>
+      <w:proofErr w:type="gramStart"/>
+      <w:r>
+        <w:rPr>
+          <w:rFonts w:ascii="Courier New" w:eastAsia="Courier New" w:hAnsi="Courier New" w:cs="Courier New"/>
+          <w:shd w:val="clear" w:color="auto" w:fill="F1F5F9"/>
+        </w:rPr>
+        <w:t>).isoformat</w:t>
+      </w:r>
+      <w:proofErr w:type="gramEnd"/>
+      <w:r>
+        <w:rPr>
+          <w:rFonts w:ascii="Courier New" w:eastAsia="Courier New" w:hAnsi="Courier New" w:cs="Courier New"/>
+          <w:shd w:val="clear" w:color="auto" w:fill="F1F5F9"/>
+        </w:rPr>
+        <w:t>()</w:t>
       </w:r>
       <w:r>
         <w:t>.</w:t>
@@ -1171,10 +1325,10 @@
       <w:r>
         <w:lastRenderedPageBreak/>
         <w:drawing>
-          <wp:inline distT="0" distB="0" distL="0" distR="0" wp14:anchorId="28B1F12A" wp14:editId="1CE861E8">
-            <wp:extent cx="5731510" cy="2908935"/>
-            <wp:effectExtent l="0" t="0" r="2540" b="5715"/>
-            <wp:docPr id="1441895404" name="Imagen 1"/>
+          <wp:inline distT="0" distB="0" distL="0" distR="0" wp14:anchorId="6E376E06" wp14:editId="2908137B">
+            <wp:extent cx="5731510" cy="2898775"/>
+            <wp:effectExtent l="0" t="0" r="2540" b="0"/>
+            <wp:docPr id="59609134" name="Imagen 1"/>
             <wp:cNvGraphicFramePr>
               <a:graphicFrameLocks xmlns:a="http://schemas.openxmlformats.org/drawingml/2006/main" noChangeAspect="1"/>
             </wp:cNvGraphicFramePr>
@@ -1182,7 +1336,7 @@
               <a:graphicData uri="http://schemas.openxmlformats.org/drawingml/2006/picture">
                 <pic:pic xmlns:pic="http://schemas.openxmlformats.org/drawingml/2006/picture">
                   <pic:nvPicPr>
-                    <pic:cNvPr id="1441895404" name=""/>
+                    <pic:cNvPr id="59609134" name=""/>
                     <pic:cNvPicPr/>
                   </pic:nvPicPr>
                   <pic:blipFill>
@@ -1194,7 +1348,7 @@
                   <pic:spPr>
                     <a:xfrm>
                       <a:off x="0" y="0"/>
-                      <a:ext cx="5731510" cy="2908935"/>
+                      <a:ext cx="5731510" cy="2898775"/>
                     </a:xfrm>
                     <a:prstGeom prst="rect">
                       <a:avLst/>
@@ -1214,6 +1368,12 @@
       <w:r>
         <w:t>Figura 2. Evidencia de implementación de la entidad ‘comentarios’</w:t>
       </w:r>
+      <w:r>
+        <w:t xml:space="preserve">. </w:t>
+      </w:r>
+      <w:r>
+        <w:t>https://taller3-fbd-76uh.onrender.com/bares/1/comentarios</w:t>
+      </w:r>
     </w:p>
     <w:p>
       <w:pPr>
@@ -1226,10 +1386,10 @@
       </w:pPr>
       <w:r>
         <w:drawing>
-          <wp:inline distT="0" distB="0" distL="0" distR="0" wp14:anchorId="5946D7CF" wp14:editId="64197857">
-            <wp:extent cx="5731510" cy="2896870"/>
+          <wp:inline distT="0" distB="0" distL="0" distR="0" wp14:anchorId="35C95598" wp14:editId="3CFC8644">
+            <wp:extent cx="5731510" cy="2903220"/>
             <wp:effectExtent l="0" t="0" r="2540" b="0"/>
-            <wp:docPr id="1959907013" name="Imagen 1"/>
+            <wp:docPr id="1985742758" name="Imagen 1"/>
             <wp:cNvGraphicFramePr>
               <a:graphicFrameLocks xmlns:a="http://schemas.openxmlformats.org/drawingml/2006/main" noChangeAspect="1"/>
             </wp:cNvGraphicFramePr>
@@ -1237,7 +1397,7 @@
               <a:graphicData uri="http://schemas.openxmlformats.org/drawingml/2006/picture">
                 <pic:pic xmlns:pic="http://schemas.openxmlformats.org/drawingml/2006/picture">
                   <pic:nvPicPr>
-                    <pic:cNvPr id="1959907013" name=""/>
+                    <pic:cNvPr id="1985742758" name=""/>
                     <pic:cNvPicPr/>
                   </pic:nvPicPr>
                   <pic:blipFill>
@@ -1249,7 +1409,7 @@
                   <pic:spPr>
                     <a:xfrm>
                       <a:off x="0" y="0"/>
-                      <a:ext cx="5731510" cy="2896870"/>
+                      <a:ext cx="5731510" cy="2903220"/>
                     </a:xfrm>
                     <a:prstGeom prst="rect">
                       <a:avLst/>
@@ -1267,19 +1427,13 @@
         <w:spacing w:after="100"/>
       </w:pPr>
       <w:r>
-        <w:t xml:space="preserve">Figura </w:t>
-      </w:r>
-      <w:r>
-        <w:t>3</w:t>
-      </w:r>
-      <w:r>
-        <w:t>. Evidencia de implementación de la entidad ‘</w:t>
-      </w:r>
-      <w:r>
-        <w:t>eventos</w:t>
-      </w:r>
-      <w:r>
-        <w:t>’</w:t>
+        <w:t>Figura 3. Evidencia de implementación de la entidad ‘eventos’</w:t>
+      </w:r>
+      <w:r>
+        <w:t xml:space="preserve">. </w:t>
+      </w:r>
+      <w:r>
+        <w:t>https://taller3-fbd-76uh.onrender.com/bares/1/eventos</w:t>
       </w:r>
     </w:p>
     <w:p>
@@ -1989,6 +2143,7 @@
   <w:style w:type="character" w:default="1" w:styleId="Fuentedeprrafopredeter">
     <w:name w:val="Default Paragraph Font"/>
     <w:uiPriority w:val="1"/>
+    <w:semiHidden/>
     <w:unhideWhenUsed/>
   </w:style>
   <w:style w:type="table" w:default="1" w:styleId="Tablanormal">
